--- a/landing-page/program-detail/rushford-business-school/bba/04-bba-in-hospitality-and-tourism-management.docx
+++ b/landing-page/program-detail/rushford-business-school/bba/04-bba-in-hospitality-and-tourism-management.docx
@@ -65,7 +65,7 @@
         <w:rPr>
           <w:sz w:val="22"/>
         </w:rPr>
-        <w:t>Build the business, leadership, and service-management skills for the global hospitality, tourism, travel, and events industries. Rushford Business School's BBA runs twenty to twenty-four months, fully online from the UAE.</w:t>
+        <w:t>Build the business, leadership, and service-management skills for the global hospitality, tourism, travel, and events industries. Rushford Business School's BBA runs 20 to 24 months, fully online from the UAE.</w:t>
       </w:r>
     </w:p>
     <w:p>
@@ -113,7 +113,7 @@
         <w:pStyle w:val="ListBullet"/>
       </w:pPr>
       <w:r>
-        <w:t>Career-focused programme</w:t>
+        <w:t>Career-focused program</w:t>
       </w:r>
     </w:p>
     <w:p>
@@ -137,7 +137,7 @@
         <w:pStyle w:val="Heading2"/>
       </w:pPr>
       <w:r>
-        <w:t>Programme at a Glance</w:t>
+        <w:t>Program At A Glance</w:t>
       </w:r>
     </w:p>
     <w:tbl>
@@ -220,7 +220,7 @@
                 <w:b/>
                 <w:sz w:val="20"/>
               </w:rPr>
-              <w:t>Specialisation</w:t>
+              <w:t>Specialization</w:t>
             </w:r>
           </w:p>
         </w:tc>
@@ -334,7 +334,7 @@
         <w:t xml:space="preserve">Note: </w:t>
       </w:r>
       <w:r>
-        <w:t>Programme duration and entry pathway may vary depending on your previous academic qualifications, professional background, and approved progression pathway. The written confirmation at admission settles all of it, fees included.</w:t>
+        <w:t>Program duration and entry pathway may vary depending on your previous academic qualifications, professional background, and approved progression pathway. The written confirmation at admission settles all of it, fees included.</w:t>
       </w:r>
     </w:p>
     <w:p>
@@ -342,7 +342,7 @@
         <w:pStyle w:val="Heading2"/>
       </w:pPr>
       <w:r>
-        <w:t>Programme Overview</w:t>
+        <w:t>Program Overview</w:t>
       </w:r>
     </w:p>
     <w:p>
@@ -360,7 +360,7 @@
         <w:pStyle w:val="Heading2"/>
       </w:pPr>
       <w:r>
-        <w:t>Why Choose This Programme</w:t>
+        <w:t>Why Choose This Program</w:t>
       </w:r>
     </w:p>
     <w:p>
@@ -386,7 +386,7 @@
     </w:p>
     <w:p>
       <w:r>
-        <w:t>How organisations create memorable customer and guest experiences across hospitality, tourism, and service businesses.</w:t>
+        <w:t>How organizations create memorable customer and guest experiences across hospitality, tourism, and service businesses.</w:t>
       </w:r>
     </w:p>
     <w:p>
@@ -412,7 +412,7 @@
     </w:p>
     <w:p>
       <w:r>
-        <w:t>The factors that influence tourism demand, destinations, visitor behaviour, and the wider travel economy.</w:t>
+        <w:t>The factors that influence tourism demand, destinations, visitor behavior, and the wider travel economy.</w:t>
       </w:r>
     </w:p>
     <w:p>
@@ -425,7 +425,7 @@
     </w:p>
     <w:p>
       <w:r>
-        <w:t>Hospitality and tourism operate across borders, and the degree opens doors across international hotels, airlines, travel organisations, and tourism businesses.</w:t>
+        <w:t>Hospitality and tourism operate across borders, and the degree opens doors across international hotels, airlines, travel organizations, and tourism businesses.</w:t>
       </w:r>
     </w:p>
     <w:p>
@@ -497,7 +497,7 @@
         <w:pStyle w:val="ListNumber"/>
       </w:pPr>
       <w:r>
-        <w:t>Understand the management of hotels, resorts, and service organisations</w:t>
+        <w:t>Understand the management of hotels, resorts, and service organizations</w:t>
       </w:r>
     </w:p>
     <w:p>
@@ -521,7 +521,7 @@
         <w:pStyle w:val="ListNumber"/>
       </w:pPr>
       <w:r>
-        <w:t>Analyse business challenges within hospitality and tourism organisations</w:t>
+        <w:t>Analyse business challenges within hospitality and tourism organizations</w:t>
       </w:r>
     </w:p>
     <w:p>
@@ -710,7 +710,7 @@
     </w:p>
     <w:p>
       <w:r>
-        <w:t>Roles come from the programme's official career outcomes across hotels, resorts, tourism, travel, events, and wider service industries. Exact opportunities depend on experience, skills, location, and employer requirements.</w:t>
+        <w:t>Roles come from the program's official career outcomes across hotels, resorts, tourism, travel, events, and wider service industries. Exact opportunities depend on experience, skills, location, and employer requirements.</w:t>
       </w:r>
     </w:p>
     <w:p>
@@ -718,7 +718,7 @@
         <w:pStyle w:val="Heading2"/>
       </w:pPr>
       <w:r>
-        <w:t>Programme Structure</w:t>
+        <w:t>Program Structure</w:t>
       </w:r>
     </w:p>
     <w:p>
@@ -884,7 +884,7 @@
         <w:spacing w:before="200"/>
       </w:pPr>
       <w:r>
-        <w:t>Programme focus areas</w:t>
+        <w:t>Program focus areas</w:t>
       </w:r>
     </w:p>
     <w:p>
@@ -938,7 +938,7 @@
               <w:rPr>
                 <w:sz w:val="20"/>
               </w:rPr>
-              <w:t>Guidance throughout your programme to help you maintain progress</w:t>
+              <w:t>Guidance throughout your program to help you maintain progress</w:t>
             </w:r>
           </w:p>
         </w:tc>
@@ -996,7 +996,7 @@
               <w:rPr>
                 <w:sz w:val="20"/>
               </w:rPr>
-              <w:t>Ongoing support from enrolment through programme completion</w:t>
+              <w:t>Ongoing support from enrollment through program completion</w:t>
             </w:r>
           </w:p>
         </w:tc>
@@ -1025,7 +1025,7 @@
               <w:rPr>
                 <w:sz w:val="20"/>
               </w:rPr>
-              <w:t>Academic guidance on assessments, expectations, and programme requirements</w:t>
+              <w:t>Academic guidance on assessments, expectations, and program requirements</w:t>
             </w:r>
           </w:p>
         </w:tc>
@@ -1218,7 +1218,7 @@
                 <w:b/>
                 <w:sz w:val="20"/>
               </w:rPr>
-              <w:t>Programme Fees</w:t>
+              <w:t>Program Fees</w:t>
             </w:r>
           </w:p>
         </w:tc>
@@ -1289,7 +1289,7 @@
               <w:rPr>
                 <w:sz w:val="20"/>
               </w:rPr>
-              <w:t>Registration fee, initial payment, and monthly instalments itemised in the full structure</w:t>
+              <w:t>Registration fee, initial payment, and monthly installments itemised in the full structure</w:t>
             </w:r>
           </w:p>
         </w:tc>
